--- a/docs/store-submission.docx
+++ b/docs/store-submission.docx
@@ -1448,7 +1448,7 @@
                 <w:b w:val="0"/>
                 <w:sz w:val="19"/>
               </w:rPr>
-              <w:t>6.7" iPhone required (1290×2796); iPad if supporting tablets</w:t>
+              <w:t>Largest current iPhone size Xcode/App Store Connect requires at submission time (check then — this has changed release over release); iPad if supporting tablets</w:t>
             </w:r>
           </w:p>
         </w:tc>
@@ -1625,6 +1625,135 @@
         <w:pStyle w:val="Heading1"/>
       </w:pPr>
       <w:r>
+        <w:t>Store-policy compliance gaps</w:t>
+      </w:r>
+    </w:p>
+    <w:p>
+      <w:r>
+        <w:rPr>
+          <w:b w:val="0"/>
+          <w:i w:val="0"/>
+        </w:rPr>
+        <w:t>These aren't config typos — they're store policy requirements the app doesn't satisfy yet. Each one is a plausible rejection reason on its own, independent of the technical gaps above.</w:t>
+      </w:r>
+    </w:p>
+    <w:p>
+      <w:pPr>
+        <w:pStyle w:val="ListNumber"/>
+      </w:pPr>
+      <w:r>
+        <w:rPr>
+          <w:b/>
+        </w:rPr>
+        <w:t xml:space="preserve">⬜ Missing “Sign in with Apple” (Apple Guideline 4.8). </w:t>
+      </w:r>
+      <w:r>
+        <w:t>The app offers Google OAuth as a login option (GoogleButton.tsx, used in login and signup pages) alongside email/password. Any app offering a third-party/social login for account creation must also offer Sign in with Apple as an equivalent, privacy-preserving option — this is one of the most common iOS rejection reasons for apps that already have Google/Facebook login. Needs the @capacitor-community/apple-sign-in plugin (or equivalent) wired into the same auth flow as GoogleButton.tsx, plus a corresponding Supabase Apple OAuth provider.</w:t>
+      </w:r>
+    </w:p>
+    <w:p>
+      <w:pPr>
+        <w:pStyle w:val="ListNumber"/>
+      </w:pPr>
+      <w:r>
+        <w:rPr>
+          <w:b/>
+        </w:rPr>
+        <w:t xml:space="preserve">✅ Fixed. iOS Privacy Manifest added. </w:t>
+      </w:r>
+      <w:r>
+        <w:t>Added ios/App/App/PrivacyInfo.xcprivacy and wired it into the Xcode target (project.pbxproj — file reference, build file, group membership, and Resources build phase). Checked the actual source of every installed Capacitor package (core, ios, app, browser, splash-screen, status-bar) in node_modules for the required-reason API patterns Apple's manifest cares about (UserDefaults, file/volume timestamps, disk space, system boot time) — none were found, so the manifest declares NSPrivacyAccessedAPITypes empty, NSPrivacyTracking = false, and no tracking domains. NSPrivacyCollectedDataTypes is also left empty since the native binary itself doesn't collect data — all collection happens in the remote web content loaded into the WKWebView, covered by the App Store Connect Privacy Nutrition Label instead. Re-check this file if any native Capacitor plugin is added later (e.g. a native Geolocation or Camera plugin instead of the current plain web APIs) — those would need real entries here.</w:t>
+      </w:r>
+    </w:p>
+    <w:p>
+      <w:pPr>
+        <w:pStyle w:val="ListNumber"/>
+      </w:pPr>
+      <w:r>
+        <w:rPr>
+          <w:b/>
+        </w:rPr>
+        <w:t xml:space="preserve">⬜ No reviewer/demo account documented. </w:t>
+      </w:r>
+      <w:r>
+        <w:t>Almost the entire app sits behind login (booking, messages, tournaments, profile). Both consoles ask for this explicitly: App Store Connect → App Review Information → sign-in credentials + notes for the reviewer; Play Console → App content → App access → instructions or credentials. Without a working test account handed to reviewers, both stores will bounce the submission asking for one. Needs a seeded test account (or a documented way to create one) that isn't tied to a real person.</w:t>
+      </w:r>
+    </w:p>
+    <w:p>
+      <w:pPr>
+        <w:pStyle w:val="ListNumber"/>
+      </w:pPr>
+      <w:r>
+        <w:rPr>
+          <w:b/>
+        </w:rPr>
+        <w:t xml:space="preserve">⬜ User-blocking isn't implemented (Apple Guideline 1.2 — UGC apps). </w:t>
+      </w:r>
+      <w:r>
+        <w:t>The app has messaging, game listings, and public profiles — Apple requires apps with user-generated content or user-to-user communication to let users block abusive users, not just report them. Reporting exists and works (fileReport in squads/actions.ts feeds an admin moderation queue at /platform/reports), but “blocked users” is explicitly listed as coming soon in profile/coming-soon/page.tsx. This needs to ship before submitting an app with the messaging feature turned on, or the feature needs to be gated off for v1.</w:t>
+      </w:r>
+    </w:p>
+    <w:p>
+      <w:pPr>
+        <w:pStyle w:val="ListNumber"/>
+      </w:pPr>
+      <w:r>
+        <w:rPr>
+          <w:b/>
+        </w:rPr>
+        <w:t xml:space="preserve">⬜ Age rating / target audience. </w:t>
+      </w:r>
+      <w:r>
+        <w:t>terms/page.tsx requires users to be 18+ to register. Set both consoles' age-rating questionnaires accordingly (Apple: 17+, the highest standard tier — note Apple has no dedicated 18+ tier, so 17+ plus the ToS age-gate is the correct combination; Play: complete the IARC questionnaire honestly and set target audience to adults, not “designed for families”).</w:t>
+      </w:r>
+    </w:p>
+    <w:p>
+      <w:pPr>
+        <w:pStyle w:val="ListNumber"/>
+      </w:pPr>
+      <w:r>
+        <w:rPr>
+          <w:b/>
+        </w:rPr>
+        <w:t xml:space="preserve">⬜ Play Console “Financial features” declaration — needs a policy check. </w:t>
+      </w:r>
+      <w:r>
+        <w:t>The app facilitates real-money court/tournament bookings (QR-code / eSewa / Khalti payment-proof upload flow in PaymentStep.tsx). Even though Sportonica doesn't hold funds itself, Play's Financial Services policy can still apply to apps that facilitate payments between users — confirm with Play Console's policy checker before submitting so the listing isn't rejected or held for extra verification.</w:t>
+      </w:r>
+    </w:p>
+    <w:p>
+      <w:pPr>
+        <w:pStyle w:val="ListNumber"/>
+      </w:pPr>
+      <w:r>
+        <w:rPr>
+          <w:b/>
+        </w:rPr>
+        <w:t xml:space="preserve">✅ Fixed. Export compliance flag added. </w:t>
+      </w:r>
+      <w:r>
+        <w:t>Added ITSAppUsesNonExemptEncryption = false to ios/App/App/Info.plist. The app only uses standard HTTPS/TLS, which qualifies for Apple's export-compliance exemption, so this skips the manual encryption question on every App Store Connect build upload.</w:t>
+      </w:r>
+    </w:p>
+    <w:p>
+      <w:pPr>
+        <w:pStyle w:val="ListNumber"/>
+      </w:pPr>
+      <w:r>
+        <w:rPr>
+          <w:b/>
+        </w:rPr>
+        <w:t xml:space="preserve">⬜ Play Console closed-testing requirement. </w:t>
+      </w:r>
+      <w:r>
+        <w:t>Newer (and personal) Google Play developer accounts must run a closed test with a minimum number of testers for at least 14 continuous days before Play grants production access. Confirm the Sportonica Play Console account's creation date/type and whether this gate applies before assuming a direct-to-production release is possible.</w:t>
+      </w:r>
+    </w:p>
+    <w:p>
+      <w:pPr>
+        <w:pStyle w:val="Heading1"/>
+      </w:pPr>
+      <w:r>
         <w:t>Account deletion requirement</w:t>
       </w:r>
     </w:p>
@@ -1690,6 +1819,70 @@
         <w:pStyle w:val="ListBullet"/>
       </w:pPr>
       <w:r>
+        <w:t>☐  Add Sign in with Apple alongside Google OAuth</w:t>
+      </w:r>
+    </w:p>
+    <w:p>
+      <w:pPr>
+        <w:pStyle w:val="ListBullet"/>
+      </w:pPr>
+      <w:r>
+        <w:t>✓ Add an iOS Privacy Manifest (PrivacyInfo.xcprivacy) (done)</w:t>
+      </w:r>
+    </w:p>
+    <w:p>
+      <w:pPr>
+        <w:pStyle w:val="ListBullet"/>
+      </w:pPr>
+      <w:r>
+        <w:t>✓ Add ITSAppUsesNonExemptEncryption = false to Info.plist (done)</w:t>
+      </w:r>
+    </w:p>
+    <w:p>
+      <w:pPr>
+        <w:pStyle w:val="ListBullet"/>
+      </w:pPr>
+      <w:r>
+        <w:t>☐  Seed a reviewer/demo account and document it for App Review Information / Play App access</w:t>
+      </w:r>
+    </w:p>
+    <w:p>
+      <w:pPr>
+        <w:pStyle w:val="ListBullet"/>
+      </w:pPr>
+      <w:r>
+        <w:t>☐  Ship (or feature-gate) user-blocking before submitting with messaging enabled</w:t>
+      </w:r>
+    </w:p>
+    <w:p>
+      <w:pPr>
+        <w:pStyle w:val="ListBullet"/>
+      </w:pPr>
+      <w:r>
+        <w:t>☐  Set age rating / target audience to 18+ adults in both consoles</w:t>
+      </w:r>
+    </w:p>
+    <w:p>
+      <w:pPr>
+        <w:pStyle w:val="ListBullet"/>
+      </w:pPr>
+      <w:r>
+        <w:t>☐  Run the Play Console policy checker on the payment-facilitation flow (Financial features)</w:t>
+      </w:r>
+    </w:p>
+    <w:p>
+      <w:pPr>
+        <w:pStyle w:val="ListBullet"/>
+      </w:pPr>
+      <w:r>
+        <w:t>☐  Confirm whether the Play Console account needs 14-day closed testing before production</w:t>
+      </w:r>
+    </w:p>
+    <w:p>
+      <w:pPr>
+        <w:pStyle w:val="ListBullet"/>
+      </w:pPr>
+      <w:r>
         <w:t>☐  Capture real device screenshots for both stores</w:t>
       </w:r>
     </w:p>
@@ -1715,14 +1908,6 @@
       </w:pPr>
       <w:r>
         <w:t>☐  Fill in the Data Safety form (Play Console) and Privacy Nutrition Label (App Store Connect) from the data table above</w:t>
-      </w:r>
-    </w:p>
-    <w:p>
-      <w:pPr>
-        <w:pStyle w:val="ListBullet"/>
-      </w:pPr>
-      <w:r>
-        <w:t>☐  Create Play Console release keystore, update assetlinks.json with its SHA-256</w:t>
       </w:r>
     </w:p>
     <w:p>

--- a/docs/store-submission.docx
+++ b/docs/store-submission.docx
@@ -1645,10 +1645,10 @@
         <w:rPr>
           <w:b/>
         </w:rPr>
-        <w:t xml:space="preserve">⬜ Missing “Sign in with Apple” (Apple Guideline 4.8). </w:t>
+        <w:t xml:space="preserve">🟡 Code shipped, blocked on paid Apple Developer enrollment (Apple Guideline 4.8). </w:t>
       </w:r>
       <w:r>
-        <w:t>The app offers Google OAuth as a login option (GoogleButton.tsx, used in login and signup pages) alongside email/password. Any app offering a third-party/social login for account creation must also offer Sign in with Apple as an equivalent, privacy-preserving option — this is one of the most common iOS rejection reasons for apps that already have Google/Facebook login. Needs the @capacitor-community/apple-sign-in plugin (or equivalent) wired into the same auth flow as GoogleButton.tsx, plus a corresponding Supabase Apple OAuth provider.</w:t>
+        <w:t>The app offers Google OAuth as a login option (GoogleButton.tsx, used in login and signup pages) alongside email/password. Any app offering a third-party/social login for account creation must also offer Sign in with Apple as an equivalent, privacy-preserving option — this is one of the most common iOS rejection reasons for apps that already have Google/Facebook login. Added AppleButton.tsx, wired into both auth pages identically to GoogleButton.tsx — same signInWithOAuth → system-browser → /auth/callback round trip (CapacitorBridge.tsx's appUrlOpen listener was already provider-agnostic). This is the web OAuth flow, not the native ASAuthorizationAppleIDProvider SDK, so no Xcode/entitlements changes and no native Capacitor plugin are needed. Still blocked on paying for the $99/yr Apple Developer Program: creating a Services ID with Sign in with Apple enabled, generating a private key, and wiring both into Supabase's Apple provider. No App ID capability change needed — that's only required for the native SDK flow, which this isn't using.</w:t>
       </w:r>
     </w:p>
     <w:p>
@@ -1819,7 +1819,7 @@
         <w:pStyle w:val="ListBullet"/>
       </w:pPr>
       <w:r>
-        <w:t>☐  Add Sign in with Apple alongside Google OAuth</w:t>
+        <w:t>✓ Add Sign in with Apple client code (done) — still needs Services ID + private key + Supabase provider config once Apple Developer is paid for</w:t>
       </w:r>
     </w:p>
     <w:p>

--- a/docs/store-submission.docx
+++ b/docs/store-submission.docx
@@ -1687,10 +1687,10 @@
         <w:rPr>
           <w:b/>
         </w:rPr>
-        <w:t xml:space="preserve">⬜ User-blocking isn't implemented (Apple Guideline 1.2 — UGC apps). </w:t>
+        <w:t xml:space="preserve">✅ Fixed. User-blocking shipped. </w:t>
       </w:r>
       <w:r>
-        <w:t>The app has messaging, game listings, and public profiles — Apple requires apps with user-generated content or user-to-user communication to let users block abusive users, not just report them. Reporting exists and works (fileReport in squads/actions.ts feeds an admin moderation queue at /platform/reports), but “blocked users” is explicitly listed as coming soon in profile/coming-soon/page.tsx. This needs to ship before submitting an app with the messaging feature turned on, or the feature needs to be gated off for v1.</w:t>
+        <w:t>User-blocking (Apple Guideline 1.2 — UGC apps) is shipped and verified in production (PR #16). Blocking someone ends the friendship, cancels pending friend requests, stops new friend requests and new DM sends (in either direction, even in an existing conversation — closed a real pre-existing gap where DM send RLS only checked participancy, not live friendship), and never reveals to the blocked party that they've been blocked. RUN_ME_user_blocking.sql ran clean against production (table, functions, and policies all confirmed present). Reporting (fileReport in squads/actions.ts) still feeds the admin moderation queue at /platform/reports alongside it. Profile → Privacy now lists and manages blocked users for real instead of the old “coming soon” stub.</w:t>
       </w:r>
     </w:p>
     <w:p>
@@ -1851,7 +1851,7 @@
         <w:pStyle w:val="ListBullet"/>
       </w:pPr>
       <w:r>
-        <w:t>☐  Ship (or feature-gate) user-blocking before submitting with messaging enabled</w:t>
+        <w:t>✓ Ship user-blocking (done)</w:t>
       </w:r>
     </w:p>
     <w:p>

--- a/docs/store-submission.docx
+++ b/docs/store-submission.docx
@@ -1549,6 +1549,309 @@
     <w:p/>
     <w:p>
       <w:pPr>
+        <w:pStyle w:val="Heading2"/>
+      </w:pPr>
+      <w:r>
+        <w:t>Screenshot shot list</w:t>
+      </w:r>
+    </w:p>
+    <w:p>
+      <w:r>
+        <w:rPr>
+          <w:b w:val="0"/>
+          <w:i w:val="0"/>
+        </w:rPr>
+        <w:t>No device emulation tooling was available in this session (Claude in Chrome's browser control wasn't connected), so these weren't captured here — this is the exact list and method to do it by hand. The app is a Capacitor shell with no native chrome (capacitor.config.ts — full-screen WKWebView loading the live site), so a correctly device-emulated browser screenshot of https://www.sportonica.com is visually identical to what the native app shows. Chrome DevTools' device toolbar does this properly (real device pixel ratio + viewport), which a plain browser window resize can't.</w:t>
+      </w:r>
+    </w:p>
+    <w:p>
+      <w:r>
+        <w:rPr>
+          <w:b/>
+          <w:i w:val="0"/>
+        </w:rPr>
+        <w:t>Method (repeat per device below):</w:t>
+      </w:r>
+    </w:p>
+    <w:p>
+      <w:pPr>
+        <w:pStyle w:val="ListBullet"/>
+      </w:pPr>
+      <w:r>
+        <w:t>Open https://www.sportonica.com in Chrome</w:t>
+      </w:r>
+    </w:p>
+    <w:p>
+      <w:pPr>
+        <w:pStyle w:val="ListBullet"/>
+      </w:pPr>
+      <w:r>
+        <w:t>DevTools → Toggle device toolbar (Cmd+Shift+M / Ctrl+Shift+M)</w:t>
+      </w:r>
+    </w:p>
+    <w:p>
+      <w:pPr>
+        <w:pStyle w:val="ListBullet"/>
+      </w:pPr>
+      <w:r>
+        <w:t>Pick the device preset (or a Custom one matching the dimensions below), zoom 100%</w:t>
+      </w:r>
+    </w:p>
+    <w:p>
+      <w:pPr>
+        <w:pStyle w:val="ListBullet"/>
+      </w:pPr>
+      <w:r>
+        <w:t>Cmd+Shift+P / Ctrl+Shift+P → “Capture screenshot” — exports at the emulated device's real pixel dimensions, not the CSS window size, so it comes out submission-ready with no manual resizing</w:t>
+      </w:r>
+    </w:p>
+    <w:p>
+      <w:pPr>
+        <w:pStyle w:val="ListBullet"/>
+      </w:pPr>
+      <w:r>
+        <w:t>Repeat for each screen in the shot list, save as store-assets/ios/&lt;n&gt;-&lt;name&gt;.png / store-assets/android/&lt;n&gt;-&lt;name&gt;.png</w:t>
+      </w:r>
+    </w:p>
+    <w:tbl>
+      <w:tblPr>
+        <w:tblStyle w:val="LightGrid-Accent1"/>
+        <w:tblW w:type="auto" w:w="0"/>
+        <w:tblLook w:firstColumn="1" w:firstRow="1" w:lastColumn="0" w:lastRow="0" w:noHBand="0" w:noVBand="1" w:val="04A0"/>
+      </w:tblPr>
+      <w:tblGrid>
+        <w:gridCol w:w="2880"/>
+        <w:gridCol w:w="2880"/>
+        <w:gridCol w:w="2880"/>
+      </w:tblGrid>
+      <w:tr>
+        <w:tc>
+          <w:tcPr>
+            <w:tcW w:type="dxa" w:w="2880"/>
+          </w:tcPr>
+          <w:p>
+            <w:r/>
+            <w:r>
+              <w:rPr>
+                <w:b/>
+                <w:sz w:val="19"/>
+              </w:rPr>
+              <w:t>Store</w:t>
+            </w:r>
+          </w:p>
+        </w:tc>
+        <w:tc>
+          <w:tcPr>
+            <w:tcW w:type="dxa" w:w="2880"/>
+          </w:tcPr>
+          <w:p>
+            <w:r/>
+            <w:r>
+              <w:rPr>
+                <w:b/>
+                <w:sz w:val="19"/>
+              </w:rPr>
+              <w:t>DevTools preset (or Custom)</w:t>
+            </w:r>
+          </w:p>
+        </w:tc>
+        <w:tc>
+          <w:tcPr>
+            <w:tcW w:type="dxa" w:w="2880"/>
+          </w:tcPr>
+          <w:p>
+            <w:r/>
+            <w:r>
+              <w:rPr>
+                <w:b/>
+                <w:sz w:val="19"/>
+              </w:rPr>
+              <w:t>Output pixels</w:t>
+            </w:r>
+          </w:p>
+        </w:tc>
+      </w:tr>
+      <w:tr>
+        <w:tc>
+          <w:tcPr>
+            <w:tcW w:type="dxa" w:w="2880"/>
+          </w:tcPr>
+          <w:p>
+            <w:r/>
+            <w:r>
+              <w:rPr>
+                <w:b w:val="0"/>
+                <w:sz w:val="19"/>
+              </w:rPr>
+              <w:t>iOS</w:t>
+            </w:r>
+          </w:p>
+        </w:tc>
+        <w:tc>
+          <w:tcPr>
+            <w:tcW w:type="dxa" w:w="2880"/>
+          </w:tcPr>
+          <w:p>
+            <w:r/>
+            <w:r>
+              <w:rPr>
+                <w:b w:val="0"/>
+                <w:sz w:val="19"/>
+              </w:rPr>
+              <w:t>iPhone 15 Pro Max (or whatever the current largest iPhone preset is — verify against App Store Connect's current requirement at submission time)</w:t>
+            </w:r>
+          </w:p>
+        </w:tc>
+        <w:tc>
+          <w:tcPr>
+            <w:tcW w:type="dxa" w:w="2880"/>
+          </w:tcPr>
+          <w:p>
+            <w:r/>
+            <w:r>
+              <w:rPr>
+                <w:b w:val="0"/>
+                <w:sz w:val="19"/>
+              </w:rPr>
+              <w:t>1290×2796</w:t>
+            </w:r>
+          </w:p>
+        </w:tc>
+      </w:tr>
+      <w:tr>
+        <w:tc>
+          <w:tcPr>
+            <w:tcW w:type="dxa" w:w="2880"/>
+          </w:tcPr>
+          <w:p>
+            <w:r/>
+            <w:r>
+              <w:rPr>
+                <w:b w:val="0"/>
+                <w:sz w:val="19"/>
+              </w:rPr>
+              <w:t>Android</w:t>
+            </w:r>
+          </w:p>
+        </w:tc>
+        <w:tc>
+          <w:tcPr>
+            <w:tcW w:type="dxa" w:w="2880"/>
+          </w:tcPr>
+          <w:p>
+            <w:r/>
+            <w:r>
+              <w:rPr>
+                <w:b w:val="0"/>
+                <w:sz w:val="19"/>
+              </w:rPr>
+              <w:t>Pixel 7 Pro, or Custom at 1080×2400</w:t>
+            </w:r>
+          </w:p>
+        </w:tc>
+        <w:tc>
+          <w:tcPr>
+            <w:tcW w:type="dxa" w:w="2880"/>
+          </w:tcPr>
+          <w:p>
+            <w:r/>
+            <w:r>
+              <w:rPr>
+                <w:b w:val="0"/>
+                <w:sz w:val="19"/>
+              </w:rPr>
+              <w:t>matches preset / 1080×2400</w:t>
+            </w:r>
+          </w:p>
+        </w:tc>
+      </w:tr>
+    </w:tbl>
+    <w:p/>
+    <w:p>
+      <w:r>
+        <w:rPr>
+          <w:b/>
+          <w:i w:val="0"/>
+        </w:rPr>
+        <w:t>Screens to capture (public pages — no login needed, already have real seeded content):</w:t>
+      </w:r>
+    </w:p>
+    <w:p>
+      <w:pPr>
+        <w:pStyle w:val="ListBullet"/>
+      </w:pPr>
+      <w:r>
+        <w:t>Home (/) — hero + featured events</w:t>
+      </w:r>
+    </w:p>
+    <w:p>
+      <w:pPr>
+        <w:pStyle w:val="ListBullet"/>
+      </w:pPr>
+      <w:r>
+        <w:t>Discover (/discover) — event list + map, the core “find a game” experience</w:t>
+      </w:r>
+    </w:p>
+    <w:p>
+      <w:pPr>
+        <w:pStyle w:val="ListBullet"/>
+      </w:pPr>
+      <w:r>
+        <w:t>Tournaments (/tournaments) — tournament listing</w:t>
+      </w:r>
+    </w:p>
+    <w:p>
+      <w:pPr>
+        <w:pStyle w:val="ListBullet"/>
+      </w:pPr>
+      <w:r>
+        <w:t>Tournament detail (/tournaments/[id]) — pick one live tournament, shows the registration/fixtures tabs</w:t>
+      </w:r>
+    </w:p>
+    <w:p>
+      <w:pPr>
+        <w:pStyle w:val="ListBullet"/>
+      </w:pPr>
+      <w:r>
+        <w:t>A venue or game detail view reached from Discover — shows the booking flow entry point</w:t>
+      </w:r>
+    </w:p>
+    <w:p>
+      <w:r>
+        <w:rPr>
+          <w:b/>
+          <w:i w:val="0"/>
+        </w:rPr>
+        <w:t>Authenticated screens (optional, sign in with the reviewer account first — see item 3 above for credentials):</w:t>
+      </w:r>
+    </w:p>
+    <w:p>
+      <w:pPr>
+        <w:pStyle w:val="ListBullet"/>
+      </w:pPr>
+      <w:r>
+        <w:t>Profile (/profile) — note: the seeded appreview@sportonica.com account is brand new with no games/bookings, so this will look sparse. Either accept that (it's honestly what a new user sees) or sign in as an account with real history if you want a more populated screenshot — don't use a real person's account for a public screenshot.</w:t>
+      </w:r>
+    </w:p>
+    <w:p>
+      <w:pPr>
+        <w:pStyle w:val="ListBullet"/>
+      </w:pPr>
+      <w:r>
+        <w:t>Messages or Play Together — same caveat as above</w:t>
+      </w:r>
+    </w:p>
+    <w:p>
+      <w:r>
+        <w:rPr>
+          <w:b w:val="0"/>
+          <w:i w:val="0"/>
+        </w:rPr>
+        <w:t>Play Store additionally wants at least 2 screenshots (up to 8); App Store Connect wants at least 1 per required device size (more is better, most listings use 4-6). The 5 public screens above comfortably cover both minimums without touching the empty-account problem.</w:t>
+      </w:r>
+    </w:p>
+    <w:p>
+      <w:pPr>
         <w:pStyle w:val="Heading1"/>
       </w:pPr>
       <w:r>
@@ -1673,10 +1976,10 @@
         <w:rPr>
           <w:b/>
         </w:rPr>
-        <w:t xml:space="preserve">⬜ No reviewer/demo account documented. </w:t>
+        <w:t xml:space="preserve">✅ Fixed. Reviewer/demo account seeded. </w:t>
       </w:r>
       <w:r>
-        <w:t>Almost the entire app sits behind login (booking, messages, tournaments, profile). Both consoles ask for this explicitly: App Store Connect → App Review Information → sign-in credentials + notes for the reviewer; Play Console → App content → App access → instructions or credentials. Without a working test account handed to reviewers, both stores will bounce the submission asking for one. Needs a seeded test account (or a documented way to create one) that isn't tied to a real person.</w:t>
+        <w:t>Seeded and verified working (sign-in tested end to end, profile lands with role: "player" so it skips /welcome onboarding and drops straight into /discover). scripts/seed-demo-account.mjs — idempotent, re-run it any time to reset the password and get fresh credentials printed to the terminal (never written to a file). Account: appreview@sportonica.com. Paste the current password into App Store Connect → App Review Information and Play Console → App content → App access when you submit — the script doesn't do that part for you, and it only prints the password once per run.</w:t>
       </w:r>
     </w:p>
     <w:p>
@@ -1843,7 +2146,7 @@
         <w:pStyle w:val="ListBullet"/>
       </w:pPr>
       <w:r>
-        <w:t>☐  Seed a reviewer/demo account and document it for App Review Information / Play App access</w:t>
+        <w:t>✓ Seed a reviewer/demo account (done) — still needs pasting into App Review Information / Play App access at actual submission time</w:t>
       </w:r>
     </w:p>
     <w:p>
